--- a/manuals/Payroll Processing - Part 5 - Reconciling and Balancing the Pay Run.docx
+++ b/manuals/Payroll Processing - Part 5 - Reconciling and Balancing the Pay Run.docx
@@ -14,7 +14,7 @@
           <w:sz w:val="32"/>
           <w:szCs w:val="32"/>
         </w:rPr>
-        <w:t xml:space="preserve">Part 5 — Reconciling &amp; Balancing the Pay Run</w:t>
+        <w:t xml:space="preserve">Part 5: Reconciling &amp; Balancing the Pay Run</w:t>
       </w:r>
     </w:p>
     <w:p>
@@ -82,7 +82,7 @@
           <w:sz w:val="52"/>
           <w:szCs w:val="52"/>
         </w:rPr>
-        <w:t xml:space="preserve">Part 5 — Reconciling &amp; Balancing the Pay Run</w:t>
+        <w:t xml:space="preserve">Part 5: Reconciling &amp; Balancing the Pay Run</w:t>
       </w:r>
     </w:p>
     <w:p>
@@ -135,7 +135,7 @@
           <w:sz w:val="22"/>
           <w:szCs w:val="22"/>
         </w:rPr>
-        <w:t xml:space="preserve">Work through it in order. Balancing comes last for a reason — every earlier step changes the numbers you are balancing to.</w:t>
+        <w:t xml:space="preserve">Work through it in order. Balancing comes last for a reason: every earlier step changes the numbers you are balancing to.</w:t>
       </w:r>
     </w:p>
     <w:tbl>
@@ -302,7 +302,7 @@
           <w:sz w:val="22"/>
           <w:szCs w:val="22"/>
         </w:rPr>
-        <w:t xml:space="preserve">Actions › Add earnings — enter the hours as a negative at the old, incorrect rate</w:t>
+        <w:t xml:space="preserve">Actions › Add earnings: enter the hours as a negative at the old, incorrect rate</w:t>
       </w:r>
     </w:p>
     <w:p>
@@ -319,7 +319,7 @@
           <w:sz w:val="22"/>
           <w:szCs w:val="22"/>
         </w:rPr>
-        <w:t xml:space="preserve">Actions › Add earnings again — enter the same hours as a positive at the correct rate</w:t>
+        <w:t xml:space="preserve">Actions › Add earnings again: enter the same hours as a positive at the correct rate</w:t>
       </w:r>
     </w:p>
     <w:p>
@@ -381,7 +381,7 @@
           <w:sz w:val="18"/>
           <w:szCs w:val="18"/>
         </w:rPr>
-        <w:t xml:space="preserve">Figure 1 — Entering a rate reversal against an employee, with the reason recorded in the Notes field. Rates and amounts are blurred in this guide.</w:t>
+        <w:t xml:space="preserve">Figure 1: Entering a rate reversal against an employee, with the reason recorded in the Notes field. Rates and amounts are blurred in this guide.</w:t>
       </w:r>
     </w:p>
     <w:p>
@@ -475,7 +475,7 @@
           <w:sz w:val="22"/>
           <w:szCs w:val="22"/>
         </w:rPr>
-        <w:t xml:space="preserve">Where leave was approved but never made it into a pay run — usually because the approver did not click through the banner on the timesheet — the shifts may already exist in Employment Hero.</w:t>
+        <w:t xml:space="preserve">Where leave was approved but never made it into a pay run, usually because the approver did not click through the banner on the timesheet; the shifts may already exist in Employment Hero.</w:t>
       </w:r>
     </w:p>
     <w:p>
@@ -659,7 +659,7 @@
                 <w:sz w:val="20"/>
                 <w:szCs w:val="20"/>
               </w:rPr>
-              <w:t xml:space="preserve">$75 per night — this is the rate to use</w:t>
+              <w:t xml:space="preserve">$75 per night; this is the rate to use</w:t>
             </w:r>
           </w:p>
         </w:tc>
@@ -833,7 +833,7 @@
           <w:sz w:val="28"/>
           <w:szCs w:val="28"/>
         </w:rPr>
-        <w:t xml:space="preserve">Step 3  Accrue bonus leave — last pay run of the month only</w:t>
+        <w:t xml:space="preserve">Step 3  Accrue bonus leave: last pay run of the month only</w:t>
       </w:r>
     </w:p>
     <w:p>
@@ -907,7 +907,7 @@
           <w:sz w:val="18"/>
           <w:szCs w:val="18"/>
         </w:rPr>
-        <w:t xml:space="preserve">Figure 2 — The bonus leave tracker, listing staff anniversaries and the days accrued against each month. Employee names are blurred in this guide.</w:t>
+        <w:t xml:space="preserve">Figure 2: The bonus leave tracker, listing staff anniversaries and the days accrued against each month. Employee names are blurred in this guide.</w:t>
       </w:r>
     </w:p>
     <w:p>
@@ -1077,7 +1077,7 @@
                 <w:sz w:val="20"/>
                 <w:szCs w:val="20"/>
               </w:rPr>
-              <w:t xml:space="preserve">The employee's anniversary date — a new entitlement year begins</w:t>
+              <w:t xml:space="preserve">The employee's anniversary date; a new entitlement year begins</w:t>
             </w:r>
           </w:p>
         </w:tc>
@@ -1143,7 +1143,7 @@
                 <w:sz w:val="22"/>
                 <w:szCs w:val="22"/>
               </w:rPr>
-              <w:t xml:space="preserve">An employee is not accrued bonus leave until their letter has been issued and signed. Where a letter is outstanding, mark it on the tracker and leave the accrual — it can be backdated once the letter is in place.</w:t>
+              <w:t xml:space="preserve">An employee is not accrued bonus leave until their letter has been issued and signed. Where a letter is outstanding, mark it on the tracker and leave the accrual; it can be backdated once the letter is in place.</w:t>
             </w:r>
           </w:p>
         </w:tc>
@@ -1313,7 +1313,7 @@
                 <w:sz w:val="20"/>
                 <w:szCs w:val="20"/>
               </w:rPr>
-              <w:t xml:space="preserve">Removes superannuation — the spreadsheet holds rates excluding super</w:t>
+              <w:t xml:space="preserve">Removes superannuation; the spreadsheet holds rates excluding super</w:t>
             </w:r>
           </w:p>
         </w:tc>
@@ -1415,7 +1415,7 @@
                 <w:sz w:val="22"/>
                 <w:szCs w:val="22"/>
               </w:rPr>
-              <w:t xml:space="preserve">Rates get quoted three ways — inclusive of super, inclusive of casual loading, or bare. The spreadsheet wants the rate excluding both. Most reconciliation errors at this step come from comparing two figures that are not on the same basis.</w:t>
+              <w:t xml:space="preserve">Rates get quoted three ways: inclusive of super, inclusive of casual loading, or bare. The spreadsheet wants the rate excluding both. Most reconciliation errors at this step come from comparing two figures that are not on the same basis.</w:t>
             </w:r>
           </w:p>
         </w:tc>
@@ -1469,7 +1469,7 @@
                 <w:sz w:val="22"/>
                 <w:szCs w:val="22"/>
               </w:rPr>
-              <w:t xml:space="preserve">A known Employment Hero fault means a rate updated in HR sometimes fails to reach payroll, leaving the old rate in place — often flagged with a warning icon on the employee. Override the rate manually for the current pay run, and check whether earlier fortnights were underpaid. If they were, that is a back pay to add under Step 2.</w:t>
+              <w:t xml:space="preserve">A known Employment Hero fault means a rate updated in HR sometimes fails to reach payroll, leaving the old rate in place, often flagged with a warning icon on the employee. Override the rate manually for the current pay run, and check whether earlier fortnights were underpaid. If they were, that is a back pay to add under Step 2.</w:t>
             </w:r>
           </w:p>
         </w:tc>
@@ -1579,7 +1579,7 @@
           <w:sz w:val="18"/>
           <w:szCs w:val="18"/>
         </w:rPr>
-        <w:t xml:space="preserve">Figure 3 — The checksum rows at the foot of the timesheet spreadsheet. Hours agree at zero while the dollar value is still out. Names and rates are blurred in this guide.</w:t>
+        <w:t xml:space="preserve">Figure 3: The checksum rows at the foot of the timesheet spreadsheet. Hours agree at zero while the dollar value is still out. Names and rates are blurred in this guide.</w:t>
       </w:r>
     </w:p>
     <w:p>
@@ -1653,7 +1653,7 @@
                 <w:sz w:val="20"/>
                 <w:szCs w:val="20"/>
               </w:rPr>
-              <w:t xml:space="preserve">Total hours agree — the reconciliation work in Parts 3a to 4 is complete</w:t>
+              <w:t xml:space="preserve">Total hours agree; the reconciliation work in Parts 3a to 4 is complete</w:t>
             </w:r>
           </w:p>
         </w:tc>
@@ -1861,7 +1861,7 @@
           <w:sz w:val="22"/>
           <w:szCs w:val="22"/>
         </w:rPr>
-        <w:t xml:space="preserve">Every payroll note has been applied — back pays, leave corrections, time in lieu adjustments and per diem</w:t>
+        <w:t xml:space="preserve">Every payroll note has been applied: back pays, leave corrections, time in lieu adjustments and per diem</w:t>
       </w:r>
     </w:p>
     <w:p>
@@ -1976,7 +1976,7 @@
           <w:sz w:val="22"/>
           <w:szCs w:val="22"/>
         </w:rPr>
-        <w:t xml:space="preserve">Part 6 — Finalisation &amp; Bank Upload.</w:t>
+        <w:t xml:space="preserve">Part 6: Finalisation &amp; Bank Upload.</w:t>
       </w:r>
     </w:p>
     <w:sectPr>
@@ -2108,7 +2108,7 @@
         <w:sz w:val="16"/>
         <w:szCs w:val="16"/>
       </w:rPr>
-      <w:t xml:space="preserve">Payroll Processing — Part 5: Reconciling &amp; Balancing the Pay Run</w:t>
+      <w:t xml:space="preserve">Payroll Processing, Part 5: Reconciling &amp; Balancing the Pay Run</w:t>
     </w:r>
   </w:p>
 </w:hdr>

--- a/manuals/Payroll Processing - Part 5 - Reconciling and Balancing the Pay Run.docx
+++ b/manuals/Payroll Processing - Part 5 - Reconciling and Balancing the Pay Run.docx
@@ -111,7 +111,7 @@
           <w:sz w:val="28"/>
           <w:szCs w:val="28"/>
         </w:rPr>
-        <w:t xml:space="preserve">About this guide</w:t>
+        <w:t xml:space="preserve">About Part 5</w:t>
       </w:r>
     </w:p>
     <w:p>
@@ -123,7 +123,7 @@
           <w:sz w:val="22"/>
           <w:szCs w:val="22"/>
         </w:rPr>
-        <w:t xml:space="preserve">By this stage every employee's hours have been reconciled through Parts 3a to 4. This guide covers everything that remains before the pay run can be finalised: applying the payroll notes, accruing bonus leave, verifying pay rates, and balancing the pay run against the spreadsheet.</w:t>
+        <w:t xml:space="preserve">By this stage every employee's hours have been reconciled through Parts 3a, 3b, 3c and 4. This guide covers everything that remains before the pay run can be finalised: applying the payroll notes, accruing bonus leave, verifying pay rates, and balancing the pay run against the spreadsheet.</w:t>
       </w:r>
     </w:p>
     <w:p>

--- a/manuals/Payroll Processing - Part 5 - Reconciling and Balancing the Pay Run.docx
+++ b/manuals/Payroll Processing - Part 5 - Reconciling and Balancing the Pay Run.docx
@@ -123,7 +123,7 @@
           <w:sz w:val="22"/>
           <w:szCs w:val="22"/>
         </w:rPr>
-        <w:t xml:space="preserve">By this stage every employee's hours have been reconciled through Parts 3a, 3b, 3c and 4. This guide covers everything that remains before the pay run can be finalised: applying the payroll notes, accruing bonus leave, verifying pay rates, and balancing the pay run against the spreadsheet.</w:t>
+        <w:t xml:space="preserve">By this stage every employee's hours have been reconciled through Parts 3a, 3b and 3c. This guide covers everything that remains before the pay run can be finalised: applying the payroll notes, accruing bonus leave, verifying pay rates, and balancing the pay run against the spreadsheet.</w:t>
       </w:r>
     </w:p>
     <w:p>
